--- a/alum-model.docx
+++ b/alum-model.docx
@@ -2,6 +2,14 @@
 <file path=word/document.xml><?xml version="1.0" encoding="utf-8"?>
 <w:document xmlns:w="http://schemas.openxmlformats.org/wordprocessingml/2006/main" xmlns:m="http://schemas.openxmlformats.org/officeDocument/2006/math" xmlns:r="http://schemas.openxmlformats.org/officeDocument/2006/relationships" xmlns:o="urn:schemas-microsoft-com:office:office" xmlns:v="urn:schemas-microsoft-com:vml" xmlns:w10="urn:schemas-microsoft-com:office:word" xmlns:a="http://schemas.openxmlformats.org/drawingml/2006/main" xmlns:pic="http://schemas.openxmlformats.org/drawingml/2006/picture" xmlns:wp="http://schemas.openxmlformats.org/drawingml/2006/wordprocessingDrawing">
   <w:body>
+    <w:p>
+      <w:pPr>
+        <w:pStyle w:val="Title"/>
+      </w:pPr>
+      <w:r>
+        <w:t xml:space="preserve">Proposed Alum Model for AED</w:t>
+      </w:r>
+    </w:p>
     <w:sdt>
       <w:sdtPr>
         <w:docPartObj>
@@ -480,224 +488,23 @@
       <w:pPr>
         <w:pStyle w:val="BodyText"/>
       </w:pPr>
-      <w:bookmarkStart w:id="27" w:name="eq-srp-wc"/>
-      <m:oMathPara>
-        <m:oMathParaPr>
-          <m:jc m:val="center"/>
-        </m:oMathParaPr>
-        <m:oMath>
-          <m:f>
-            <m:fPr>
-              <m:type m:val="bar"/>
-            </m:fPr>
-            <m:num>
-              <m:r>
-                <m:t>d</m:t>
-              </m:r>
-              <m:r>
-                <m:rPr>
-                  <m:sty m:val="p"/>
-                </m:rPr>
-                <m:t>S</m:t>
-              </m:r>
-              <m:r>
-                <m:rPr>
-                  <m:sty m:val="p"/>
-                </m:rPr>
-                <m:t>R</m:t>
-              </m:r>
-              <m:r>
-                <m:rPr>
-                  <m:sty m:val="p"/>
-                </m:rPr>
-                <m:t>P</m:t>
-              </m:r>
-            </m:num>
-            <m:den>
-              <m:r>
-                <m:t>d</m:t>
-              </m:r>
-              <m:r>
-                <m:t>t</m:t>
-              </m:r>
-            </m:den>
-          </m:f>
-          <m:r>
-            <m:rPr>
-              <m:sty m:val="p"/>
-            </m:rPr>
-            <m:t>=</m:t>
-          </m:r>
-          <m:r>
-            <m:rPr>
-              <m:sty m:val="p"/>
-            </m:rPr>
-            <m:t>−</m:t>
-          </m:r>
-          <m:sSub>
-            <m:e>
-              <m:r>
-                <m:t>k</m:t>
-              </m:r>
-            </m:e>
-            <m:sub>
-              <m:r>
-                <m:t>w</m:t>
-              </m:r>
-            </m:sub>
-          </m:sSub>
-          <m:sSub>
-            <m:e>
-              <m:r>
-                <m:t>f</m:t>
-              </m:r>
-            </m:e>
-            <m:sub>
-              <m:r>
-                <m:rPr>
-                  <m:sty m:val="p"/>
-                </m:rPr>
-                <m:t>p</m:t>
-              </m:r>
-              <m:r>
-                <m:rPr>
-                  <m:sty m:val="p"/>
-                </m:rPr>
-                <m:t>H</m:t>
-              </m:r>
-            </m:sub>
-          </m:sSub>
-          <m:sSub>
-            <m:e>
-              <m:r>
-                <m:t>C</m:t>
-              </m:r>
-            </m:e>
-            <m:sub>
-              <m:r>
-                <m:t>w</m:t>
-              </m:r>
-            </m:sub>
-          </m:sSub>
-          <m:f>
-            <m:fPr>
-              <m:type m:val="bar"/>
-            </m:fPr>
-            <m:num>
-              <m:sSub>
-                <m:e>
-                  <m:r>
-                    <m:t>K</m:t>
-                  </m:r>
-                </m:e>
-                <m:sub>
-                  <m:r>
-                    <m:t>P</m:t>
-                  </m:r>
-                </m:sub>
-              </m:sSub>
-              <m:r>
-                <m:t> </m:t>
-              </m:r>
-              <m:r>
-                <m:rPr>
-                  <m:sty m:val="p"/>
-                </m:rPr>
-                <m:t>S</m:t>
-              </m:r>
-              <m:r>
-                <m:rPr>
-                  <m:sty m:val="p"/>
-                </m:rPr>
-                <m:t>R</m:t>
-              </m:r>
-              <m:r>
-                <m:rPr>
-                  <m:sty m:val="p"/>
-                </m:rPr>
-                <m:t>P</m:t>
-              </m:r>
-            </m:num>
-            <m:den>
-              <m:sSub>
-                <m:e>
-                  <m:r>
-                    <m:t>K</m:t>
-                  </m:r>
-                </m:e>
-                <m:sub>
-                  <m:r>
-                    <m:t>P</m:t>
-                  </m:r>
-                </m:sub>
-              </m:sSub>
-              <m:r>
-                <m:rPr>
-                  <m:sty m:val="p"/>
-                </m:rPr>
-                <m:t>+</m:t>
-              </m:r>
-              <m:r>
-                <m:rPr>
-                  <m:sty m:val="p"/>
-                </m:rPr>
-                <m:t>S</m:t>
-              </m:r>
-              <m:r>
-                <m:rPr>
-                  <m:sty m:val="p"/>
-                </m:rPr>
-                <m:t>R</m:t>
-              </m:r>
-              <m:r>
-                <m:rPr>
-                  <m:sty m:val="p"/>
-                </m:rPr>
-                <m:t>P</m:t>
-              </m:r>
-            </m:den>
-          </m:f>
-          <m:r>
-            <m:t>  </m:t>
-          </m:r>
-          <m:d>
-            <m:dPr>
-              <m:begChr m:val="("/>
-              <m:endChr m:val=")"/>
-              <m:sepChr m:val=""/>
-              <m:grow/>
-            </m:dPr>
-            <m:e>
-              <m:r>
-                <m:t>1</m:t>
-              </m:r>
-            </m:e>
-          </m:d>
-        </m:oMath>
-      </m:oMathPara>
-      <w:bookmarkEnd w:id="27"/>
-    </w:p>
-    <w:p>
-      <w:pPr>
-        <w:pStyle w:val="FirstParagraph"/>
-      </w:pPr>
       <w:r>
         <w:drawing>
           <wp:inline>
             <wp:extent cx="4770782" cy="3266151"/>
             <wp:effectExtent b="0" l="0" r="0" t="0"/>
-            <wp:docPr descr="" title="" id="29" name="Picture"/>
+            <wp:docPr descr="" title="" id="28" name="Picture"/>
             <a:graphic>
               <a:graphicData uri="http://schemas.openxmlformats.org/drawingml/2006/picture">
                 <pic:pic>
                   <pic:nvPicPr>
-                    <pic:cNvPr descr="www/sat-uptake.png" id="30" name="Picture"/>
+                    <pic:cNvPr descr="www/sat-uptake.png" id="29" name="Picture"/>
                     <pic:cNvPicPr>
                       <a:picLocks noChangeArrowheads="1" noChangeAspect="1"/>
                     </pic:cNvPicPr>
                   </pic:nvPicPr>
                   <pic:blipFill>
-                    <a:blip r:embed="rId28"/>
+                    <a:blip r:embed="rId27"/>
                     <a:stretch>
                       <a:fillRect/>
                     </a:stretch>
@@ -723,6 +530,174 @@
           </wp:inline>
         </w:drawing>
       </w:r>
+    </w:p>
+    <w:p>
+      <w:pPr>
+        <w:pStyle w:val="BodyText"/>
+      </w:pPr>
+      <w:bookmarkStart w:id="30" w:name="eq-srp-wc"/>
+      <m:oMathPara>
+        <m:oMathParaPr>
+          <m:jc m:val="center"/>
+        </m:oMathParaPr>
+        <m:oMath>
+          <m:f>
+            <m:fPr>
+              <m:type m:val="bar"/>
+            </m:fPr>
+            <m:num>
+              <m:r>
+                <m:t>d</m:t>
+              </m:r>
+              <m:r>
+                <m:t>S</m:t>
+              </m:r>
+              <m:r>
+                <m:t>R</m:t>
+              </m:r>
+              <m:r>
+                <m:t>P</m:t>
+              </m:r>
+            </m:num>
+            <m:den>
+              <m:r>
+                <m:t>d</m:t>
+              </m:r>
+              <m:r>
+                <m:t>t</m:t>
+              </m:r>
+            </m:den>
+          </m:f>
+          <m:r>
+            <m:rPr>
+              <m:sty m:val="p"/>
+            </m:rPr>
+            <m:t>=</m:t>
+          </m:r>
+          <m:r>
+            <m:rPr>
+              <m:sty m:val="p"/>
+            </m:rPr>
+            <m:t>−</m:t>
+          </m:r>
+          <m:sSub>
+            <m:e>
+              <m:r>
+                <m:t>k</m:t>
+              </m:r>
+            </m:e>
+            <m:sub>
+              <m:r>
+                <m:t>w</m:t>
+              </m:r>
+            </m:sub>
+          </m:sSub>
+          <m:sSub>
+            <m:e>
+              <m:r>
+                <m:t>f</m:t>
+              </m:r>
+            </m:e>
+            <m:sub>
+              <m:r>
+                <m:t>p</m:t>
+              </m:r>
+              <m:r>
+                <m:t>H</m:t>
+              </m:r>
+            </m:sub>
+          </m:sSub>
+          <m:sSub>
+            <m:e>
+              <m:r>
+                <m:t>C</m:t>
+              </m:r>
+            </m:e>
+            <m:sub>
+              <m:r>
+                <m:t>w</m:t>
+              </m:r>
+            </m:sub>
+          </m:sSub>
+          <m:f>
+            <m:fPr>
+              <m:type m:val="bar"/>
+            </m:fPr>
+            <m:num>
+              <m:sSub>
+                <m:e>
+                  <m:r>
+                    <m:t>K</m:t>
+                  </m:r>
+                </m:e>
+                <m:sub>
+                  <m:r>
+                    <m:t>P</m:t>
+                  </m:r>
+                </m:sub>
+              </m:sSub>
+              <m:r>
+                <m:t> </m:t>
+              </m:r>
+              <m:r>
+                <m:t>S</m:t>
+              </m:r>
+              <m:r>
+                <m:t>R</m:t>
+              </m:r>
+              <m:r>
+                <m:t>P</m:t>
+              </m:r>
+            </m:num>
+            <m:den>
+              <m:sSub>
+                <m:e>
+                  <m:r>
+                    <m:t>K</m:t>
+                  </m:r>
+                </m:e>
+                <m:sub>
+                  <m:r>
+                    <m:t>P</m:t>
+                  </m:r>
+                </m:sub>
+              </m:sSub>
+              <m:r>
+                <m:rPr>
+                  <m:sty m:val="p"/>
+                </m:rPr>
+                <m:t>+</m:t>
+              </m:r>
+              <m:r>
+                <m:t>S</m:t>
+              </m:r>
+              <m:r>
+                <m:t>R</m:t>
+              </m:r>
+              <m:r>
+                <m:t>P</m:t>
+              </m:r>
+            </m:den>
+          </m:f>
+          <m:r>
+            <m:t>  </m:t>
+          </m:r>
+          <m:d>
+            <m:dPr>
+              <m:begChr m:val="("/>
+              <m:endChr m:val=")"/>
+              <m:sepChr m:val=""/>
+              <m:grow/>
+            </m:dPr>
+            <m:e>
+              <m:r>
+                <m:t>1</m:t>
+              </m:r>
+            </m:e>
+          </m:d>
+        </m:oMath>
+      </m:oMathPara>
+      <w:bookmarkEnd w:id="30"/>
     </w:p>
     <w:bookmarkEnd w:id="31"/>
     <w:bookmarkStart w:id="33" w:name="X6f8fe1706db0bed45abbab3dbebb48cdb913118"/>
@@ -4648,13 +4623,7 @@
         <w:pStyle w:val="FirstParagraph"/>
       </w:pPr>
       <w:r>
-        <w:t xml:space="preserve">The formulation below resolves several structural issues identified while</w:t>
-      </w:r>
-      <w:r>
-        <w:t xml:space="preserve"> </w:t>
-      </w:r>
-      <w:r>
-        <w:t xml:space="preserve">reviewing the original concept note against the AED framework and the</w:t>
+        <w:t xml:space="preserve">The formulation below resolves several structural issues identified while reviewing the original concept note against the AED framework and the</w:t>
       </w:r>
       <w:r>
         <w:t xml:space="preserve"> </w:t>
@@ -4693,13 +4662,7 @@
         <w:t xml:space="preserve"> </w:t>
       </w:r>
       <w:r>
-        <w:t xml:space="preserve">modules. The items still</w:t>
-      </w:r>
-      <w:r>
-        <w:t xml:space="preserve"> </w:t>
-      </w:r>
-      <w:r>
-        <w:t xml:space="preserve">requiring confirmation are listed first.</w:t>
+        <w:t xml:space="preserve">modules. The items still requiring confirmation are listed first.</w:t>
       </w:r>
     </w:p>
     <w:bookmarkStart w:id="51" w:name="open-still-requiring-a-decision"/>
@@ -4730,13 +4693,7 @@
         <w:t xml:space="preserve"> </w:t>
       </w:r>
       <w:r>
-        <w:t xml:space="preserve">SRP uptake is represented as a</w:t>
-      </w:r>
-      <w:r>
-        <w:t xml:space="preserve"> </w:t>
-      </w:r>
-      <w:r>
-        <w:t xml:space="preserve">kinetic rate (Equation 1). Alum P-binding is physically fast, so a realistic</w:t>
+        <w:t xml:space="preserve">SRP uptake is represented as a kinetic rate (Equation 1). Alum P-binding is physically fast, so a realistic</w:t>
       </w:r>
       <w:r>
         <w:t xml:space="preserve"> </w:t>
@@ -4751,19 +4708,7 @@
         <w:t xml:space="preserve"> </w:t>
       </w:r>
       <w:r>
-        <w:t xml:space="preserve">may be large enough to introduce stiffness and overshoot in an explicit</w:t>
-      </w:r>
-      <w:r>
-        <w:t xml:space="preserve"> </w:t>
-      </w:r>
-      <w:r>
-        <w:t xml:space="preserve">ODE step. This needs to be checked in testing; if it proves unstable, the</w:t>
-      </w:r>
-      <w:r>
-        <w:t xml:space="preserve"> </w:t>
-      </w:r>
-      <w:r>
-        <w:t xml:space="preserve">alternative is an equilibrium partition computed in an</w:t>
+        <w:t xml:space="preserve">may be large enough to introduce stiffness and overshoot in an explicit ODE step. This needs to be checked in testing; if it proves unstable, the alternative is an equilibrium partition computed in an</w:t>
       </w:r>
       <w:r>
         <w:t xml:space="preserve"> </w:t>
@@ -4778,13 +4723,7 @@
         <w:t xml:space="preserve"> </w:t>
       </w:r>
       <w:r>
-        <w:t xml:space="preserve">routine,</w:t>
-      </w:r>
-      <w:r>
-        <w:t xml:space="preserve"> </w:t>
-      </w:r>
-      <w:r>
-        <w:t xml:space="preserve">as</w:t>
+        <w:t xml:space="preserve">routine, as</w:t>
       </w:r>
       <w:r>
         <w:t xml:space="preserve"> </w:t>
@@ -4821,19 +4760,7 @@
         <w:t xml:space="preserve"> </w:t>
       </w:r>
       <w:r>
-        <w:t xml:space="preserve">Ageing reduces binding</w:t>
-      </w:r>
-      <w:r>
-        <w:t xml:space="preserve"> </w:t>
-      </w:r>
-      <w:r>
-        <w:t xml:space="preserve">capacity, but whether it also releases already-bound P depends on the physical</w:t>
-      </w:r>
-      <w:r>
-        <w:t xml:space="preserve"> </w:t>
-      </w:r>
-      <w:r>
-        <w:t xml:space="preserve">interpretation — occlusion (P trapped) versus floc dissolution (P returned to</w:t>
+        <w:t xml:space="preserve">Ageing reduces binding capacity, but whether it also releases already-bound P depends on the physical interpretation — occlusion (P trapped) versus floc dissolution (P returned to</w:t>
       </w:r>
       <w:r>
         <w:t xml:space="preserve"> </w:t>
@@ -4857,13 +4784,7 @@
         <w:t xml:space="preserve"> </w:t>
       </w:r>
       <w:r>
-        <w:t xml:space="preserve">interpretation is adopted here (no ageing term on the</w:t>
-      </w:r>
-      <w:r>
-        <w:t xml:space="preserve"> </w:t>
-      </w:r>
-      <w:r>
-        <w:t xml:space="preserve">bound pools), but should be confirmed against data from Lake Rotorua.</w:t>
+        <w:t xml:space="preserve">interpretation is adopted here (no ageing term on the bound pools), but should be confirmed against data from Lake Rotorua.</w:t>
       </w:r>
     </w:p>
     <w:p>
@@ -4885,31 +4806,7 @@
         <w:t xml:space="preserve"> </w:t>
       </w:r>
       <w:r>
-        <w:t xml:space="preserve">Delivering alum capacity by dividing an inflow</w:t>
-      </w:r>
-      <w:r>
-        <w:t xml:space="preserve"> </w:t>
-      </w:r>
-      <w:r>
-        <w:t xml:space="preserve">load by a fixed receiving-layer volume is fragile, because GLM places inflows</w:t>
-      </w:r>
-      <w:r>
-        <w:t xml:space="preserve"> </w:t>
-      </w:r>
-      <w:r>
-        <w:t xml:space="preserve">by density and the receiving layer changes over time. The recommended approach</w:t>
-      </w:r>
-      <w:r>
-        <w:t xml:space="preserve"> </w:t>
-      </w:r>
-      <w:r>
-        <w:t xml:space="preserve">is to deliver alum as an inflow water-quality concentration and let GLM</w:t>
-      </w:r>
-      <w:r>
-        <w:t xml:space="preserve"> </w:t>
-      </w:r>
-      <w:r>
-        <w:t xml:space="preserve">distribute it, retaining the explicit</w:t>
+        <w:t xml:space="preserve">Delivering alum capacity by dividing an inflow load by a fixed receiving-layer volume is fragile, because GLM places inflows by density and the receiving layer changes over time. The recommended approach is to deliver alum as an inflow water-quality concentration and let GLM distribute it, retaining the explicit</w:t>
       </w:r>
       <w:r>
         <w:t xml:space="preserve"> </w:t>
@@ -4924,13 +4821,7 @@
         <w:t xml:space="preserve"> </w:t>
       </w:r>
       <w:r>
-        <w:t xml:space="preserve">term only for direct dosing.</w:t>
-      </w:r>
-      <w:r>
-        <w:t xml:space="preserve"> </w:t>
-      </w:r>
-      <w:r>
-        <w:t xml:space="preserve">This needs to be confirmed against how GLM-AED handles inflow WQ variables.</w:t>
+        <w:t xml:space="preserve">term only for direct dosing. This needs to be confirmed against how GLM-AED handles inflow WQ variables.</w:t>
       </w:r>
     </w:p>
     <w:bookmarkEnd w:id="51"/>
@@ -4977,13 +4868,7 @@
         <w:t xml:space="preserve"> </w:t>
       </w:r>
       <w:r>
-        <w:t xml:space="preserve">is tracked in</w:t>
-      </w:r>
-      <w:r>
-        <w:t xml:space="preserve"> </w:t>
-      </w:r>
-      <w:r>
-        <w:t xml:space="preserve">explicit bound-P pools (</w:t>
+        <w:t xml:space="preserve">is tracked in explicit bound-P pools (</w:t>
       </w:r>
       <w:r>
         <w:rPr>
@@ -5004,13 +4889,7 @@
         <w:t xml:space="preserve">ben_alp</w:t>
       </w:r>
       <w:r>
-        <w:t xml:space="preserve">) rather than disappearing from the</w:t>
-      </w:r>
-      <w:r>
-        <w:t xml:space="preserve"> </w:t>
-      </w:r>
-      <w:r>
-        <w:t xml:space="preserve">budget.</w:t>
+        <w:t xml:space="preserve">) rather than disappearing from the budget.</w:t>
       </w:r>
     </w:p>
     <w:p>
@@ -5047,13 +4926,7 @@
         <w:t xml:space="preserve"> </w:t>
       </w:r>
       <w:r>
-        <w:t xml:space="preserve">routine and AED transport, not as separate hand-coded volumetric and areal</w:t>
-      </w:r>
-      <w:r>
-        <w:t xml:space="preserve"> </w:t>
-      </w:r>
-      <w:r>
-        <w:t xml:space="preserve">terms.</w:t>
+        <w:t xml:space="preserve">routine and AED transport, not as separate hand-coded volumetric and areal terms.</w:t>
       </w:r>
     </w:p>
     <w:p>
@@ -5099,13 +4972,7 @@
         <w:t xml:space="preserve"> </w:t>
       </w:r>
       <w:r>
-        <w:t xml:space="preserve">are registered</w:t>
-      </w:r>
-      <w:r>
-        <w:t xml:space="preserve"> </w:t>
-      </w:r>
-      <w:r>
-        <w:t xml:space="preserve">with</w:t>
+        <w:t xml:space="preserve">are registered with</w:t>
       </w:r>
       <w:r>
         <w:t xml:space="preserve"> </w:t>
@@ -5178,13 +5045,7 @@
         <w:t xml:space="preserve">CAR_pH</w:t>
       </w:r>
       <w:r>
-        <w:t xml:space="preserve">), with a</w:t>
-      </w:r>
-      <w:r>
-        <w:t xml:space="preserve"> </w:t>
-      </w:r>
-      <w:r>
-        <w:t xml:space="preserve">configurable variable name and an</w:t>
+        <w:t xml:space="preserve">), with a configurable variable name and an</w:t>
       </w:r>
       <w:r>
         <w:t xml:space="preserve"> </w:t>
@@ -5270,13 +5131,7 @@
         <w:t xml:space="preserve"> </w:t>
       </w:r>
       <w:r>
-        <w:t xml:space="preserve">evaluated in the bottom layer,</w:t>
-      </w:r>
-      <w:r>
-        <w:t xml:space="preserve"> </w:t>
-      </w:r>
-      <w:r>
-        <w:t xml:space="preserve">not a separate state variable.</w:t>
+        <w:t xml:space="preserve">evaluated in the bottom layer, not a separate state variable.</w:t>
       </w:r>
     </w:p>
     <w:p>
@@ -5298,13 +5153,7 @@
         <w:t xml:space="preserve"> </w:t>
       </w:r>
       <w:r>
-        <w:t xml:space="preserve">An optional, switch-gated resuspension term is included</w:t>
-      </w:r>
-      <w:r>
-        <w:t xml:space="preserve"> </w:t>
-      </w:r>
-      <w:r>
-        <w:t xml:space="preserve">(Equation 7), disabled by default.</w:t>
+        <w:t xml:space="preserve">An optional, switch-gated resuspension term is included (Equation 7), disabled by default.</w:t>
       </w:r>
     </w:p>
     <w:bookmarkEnd w:id="52"/>

--- a/alum-model.docx
+++ b/alum-model.docx
@@ -50,17 +50,16 @@
         <w:tblStyle w:val="Table"/>
         <w:tblLook w:firstRow="0" w:lastRow="0" w:firstColumn="0" w:lastColumn="0" w:noHBand="0" w:noVBand="0" w:val="0000"/>
         <w:tblBorders>
+          <w:top w:val="single" w:sz="4" w:space="0" w:color="0758E5"/>
           <w:left w:val="single" w:sz="24" w:space="0" w:color="0758E5"/>
+          <w:bottom w:val="single" w:sz="4" w:space="0" w:color="0758E5"/>
           <w:right w:val="single" w:sz="4" w:space="0" w:color="0758E5"/>
-          <w:top w:val="single" w:sz="4" w:space="0" w:color="0758E5"/>
-          <w:bottom w:val="single" w:sz="4" w:space="0" w:color="0758E5"/>
         </w:tblBorders>
         <w:tblCellMar>
           <w:left w:w="144" w:type="dxa"/>
           <w:right w:w="144" w:type="dxa"/>
         </w:tblCellMar>
-        <w:tblInd w:w="164" w:type="dxa"/>
-        <w:tblW w:type="pct" w:w="100%"/>
+        <w:tblLook w:firstRow="0" w:lastRow="0" w:firstColumn="0" w:lastColumn="0" w:noHBand="0" w:noVBand="0" w:val="0000"/>
       </w:tblPr>
       <w:tr>
         <w:trPr>
@@ -92,7 +91,7 @@
                     <a:graphicData uri="http://schemas.openxmlformats.org/drawingml/2006/picture">
                       <pic:pic>
                         <pic:nvPicPr>
-                          <pic:cNvPr descr="/opt/quarto/share/formats/docx/note.png" id="22" name="Picture"/>
+                          <pic:cNvPr descr="C:\Users\runneradmin\scoop\apps\quarto\current\share\formats\docx\note.png" id="22" name="Picture"/>
                           <pic:cNvPicPr>
                             <a:picLocks noChangeArrowheads="1" noChangeAspect="1"/>
                           </pic:cNvPicPr>
@@ -230,6 +229,7 @@
               <w:t xml:space="preserve">a bell-shaped pH response included as a pragmatic modifier of binding efficiency.</w:t>
             </w:r>
           </w:p>
+          <w:p/>
         </w:tc>
       </w:tr>
     </w:tbl>
@@ -685,8 +685,8 @@
           <m:d>
             <m:dPr>
               <m:begChr m:val="("/>
+              <m:sepChr m:val=""/>
               <m:endChr m:val=")"/>
-              <m:sepChr m:val=""/>
               <m:grow/>
             </m:dPr>
             <m:e>
@@ -1211,8 +1211,8 @@
           <m:d>
             <m:dPr>
               <m:begChr m:val="("/>
+              <m:sepChr m:val=""/>
               <m:endChr m:val=")"/>
-              <m:sepChr m:val=""/>
               <m:grow/>
             </m:dPr>
             <m:e>
@@ -1639,8 +1639,8 @@
           <m:d>
             <m:dPr>
               <m:begChr m:val="("/>
+              <m:sepChr m:val=""/>
               <m:endChr m:val=")"/>
-              <m:sepChr m:val=""/>
               <m:grow/>
             </m:dPr>
             <m:e>
@@ -2198,8 +2198,8 @@
           <m:d>
             <m:dPr>
               <m:begChr m:val="("/>
+              <m:sepChr m:val=""/>
               <m:endChr m:val=")"/>
-              <m:sepChr m:val=""/>
               <m:grow/>
             </m:dPr>
             <m:e>
@@ -2364,8 +2364,8 @@
           <m:d>
             <m:dPr>
               <m:begChr m:val="["/>
+              <m:sepChr m:val=""/>
               <m:endChr m:val="]"/>
-              <m:sepChr m:val=""/>
               <m:grow/>
             </m:dPr>
             <m:e>
@@ -2385,8 +2385,8 @@
                       <m:d>
                         <m:dPr>
                           <m:begChr m:val="("/>
+                          <m:sepChr m:val=""/>
                           <m:endChr m:val=")"/>
-                          <m:sepChr m:val=""/>
                           <m:grow/>
                         </m:dPr>
                         <m:e>
@@ -2497,8 +2497,8 @@
           <m:d>
             <m:dPr>
               <m:begChr m:val="("/>
+              <m:sepChr m:val=""/>
               <m:endChr m:val=")"/>
-              <m:sepChr m:val=""/>
               <m:grow/>
             </m:dPr>
             <m:e>
@@ -2585,8 +2585,8 @@
         <m:d>
           <m:dPr>
             <m:begChr m:val="("/>
+            <m:sepChr m:val=""/>
             <m:endChr m:val=")"/>
-            <m:sepChr m:val=""/>
             <m:grow/>
           </m:dPr>
           <m:e>
@@ -2770,8 +2770,8 @@
           <m:d>
             <m:dPr>
               <m:begChr m:val="("/>
+              <m:sepChr m:val=""/>
               <m:endChr m:val=")"/>
-              <m:sepChr m:val=""/>
               <m:grow/>
             </m:dPr>
             <m:e>
@@ -2905,8 +2905,8 @@
               <m:d>
                 <m:dPr>
                   <m:begChr m:val="("/>
+                  <m:sepChr m:val=""/>
                   <m:endChr m:val=")"/>
-                  <m:sepChr m:val=""/>
                   <m:grow/>
                 </m:dPr>
                 <m:e>
@@ -2961,8 +2961,8 @@
           <m:d>
             <m:dPr>
               <m:begChr m:val="("/>
+              <m:sepChr m:val=""/>
               <m:endChr m:val=")"/>
-              <m:sepChr m:val=""/>
               <m:grow/>
             </m:dPr>
             <m:e>
@@ -3013,7 +3013,7 @@
               <w:jc w:val="center"/>
             </w:pPr>
             <w:pPr>
-              <w:jc w:val="start"/>
+              <w:jc w:val="left"/>
               <w:spacing w:before="200"/>
               <w:pStyle w:val="ImageCaption"/>
             </w:pPr>
@@ -8628,8 +8628,8 @@
           <m:d>
             <m:dPr>
               <m:begChr m:val="["/>
+              <m:sepChr m:val=""/>
               <m:endChr m:val="]"/>
-              <m:sepChr m:val=""/>
               <m:grow/>
             </m:dPr>
             <m:e>
@@ -8649,8 +8649,8 @@
                       <m:d>
                         <m:dPr>
                           <m:begChr m:val="("/>
+                          <m:sepChr m:val=""/>
                           <m:endChr m:val=")"/>
-                          <m:sepChr m:val=""/>
                           <m:grow/>
                         </m:dPr>
                         <m:e>
@@ -8832,8 +8832,8 @@
           <m:d>
             <m:dPr>
               <m:begChr m:val="("/>
+              <m:sepChr m:val=""/>
               <m:endChr m:val=")"/>
-              <m:sepChr m:val=""/>
               <m:grow/>
             </m:dPr>
             <m:e>
@@ -8973,8 +8973,8 @@
               <m:d>
                 <m:dPr>
                   <m:begChr m:val="("/>
+                  <m:sepChr m:val=""/>
                   <m:endChr m:val=")"/>
-                  <m:sepChr m:val=""/>
                   <m:grow/>
                 </m:dPr>
                 <m:e>
@@ -11322,7 +11322,11 @@
     </w:p>
     <w:bookmarkEnd w:id="69"/>
     <w:bookmarkEnd w:id="70"/>
-    <w:sectPr/>
+    <w:sectPr>
+      <w:footnotePr>
+        <w:numRestart w:val="eachSect"/>
+      </w:footnotePr>
+    </w:sectPr>
   </w:body>
 </w:document>
 </file>
@@ -11612,8 +11616,6 @@
     </w:pPr>
     <w:rPr>
       <w:rFonts w:asciiTheme="majorHAnsi" w:cstheme="majorBidi" w:eastAsiaTheme="majorEastAsia" w:hAnsiTheme="majorHAnsi"/>
-      <w:spacing w:val="-10"/>
-      <w:kern w:val="28"/>
       <w:sz w:val="56"/>
       <w:szCs w:val="56"/>
     </w:rPr>
@@ -11626,8 +11628,6 @@
     <w:rsid w:val="00A10FD9"/>
     <w:rPr>
       <w:rFonts w:asciiTheme="majorHAnsi" w:cstheme="majorBidi" w:eastAsiaTheme="majorEastAsia" w:hAnsiTheme="majorHAnsi"/>
-      <w:spacing w:val="-10"/>
-      <w:kern w:val="28"/>
       <w:sz w:val="56"/>
       <w:szCs w:val="56"/>
     </w:rPr>
@@ -11668,23 +11668,31 @@
   </w:style>
   <w:style w:customStyle="1" w:styleId="Author" w:type="paragraph">
     <w:name w:val="Author"/>
+    <w:basedOn w:val="Title"/>
     <w:next w:val="BodyText"/>
     <w:qFormat/>
     <w:pPr>
       <w:keepNext/>
       <w:keepLines/>
-      <w:jc w:val="center"/>
     </w:pPr>
+    <w:rPr>
+      <w:sz w:val="24"/>
+      <w:szCs w:val="24"/>
+    </w:rPr>
   </w:style>
   <w:style w:styleId="Date" w:type="paragraph">
     <w:name w:val="Date"/>
+    <w:basedOn w:val="Title"/>
     <w:next w:val="BodyText"/>
     <w:qFormat/>
     <w:pPr>
       <w:keepNext/>
       <w:keepLines/>
-      <w:jc w:val="center"/>
     </w:pPr>
+    <w:rPr>
+      <w:sz w:val="24"/>
+      <w:szCs w:val="24"/>
+    </w:rPr>
   </w:style>
   <w:style w:customStyle="1" w:styleId="AbstractTitle" w:type="paragraph">
     <w:name w:val="Abstract Title"/>
